--- a/NPC_Compliance/05_DPIA_Register_DRAFT_2026-07-05.docx
+++ b/NPC_Compliance/05_DPIA_Register_DRAFT_2026-07-05.docx
@@ -20,7 +20,7 @@
           <w:b/>
           <w:bCs/>
         </w:rPr>
-        <w:t xml:space="preserve">DRAFT — for DPO/counsel (Claire E. Buanhog) finalization; not yet adopted.</w:t>
+        <w:t xml:space="preserve">DRAFT — for DPO (Indalecio Sacdalan Casasola II) + PH counsel finalization; not yet adopted.</w:t>
       </w:r>
       <w:r>
         <w:t xml:space="preserve"> </w:t>
@@ -142,7 +142,7 @@
               <w:pStyle w:val="Compact"/>
             </w:pPr>
             <w:r>
-              <w:t xml:space="preserve">Claire E. Buanhog · dpo@setnayan.com · registered (or registration in progress</w:t>
+              <w:t xml:space="preserve">Indalecio Sacdalan Casasola II · [TO CONFIRM — DPO email] · registered (or registration in progress</w:t>
             </w:r>
             <w:r>
               <w:t xml:space="preserve"> </w:t>
@@ -182,7 +182,7 @@
               <w:pStyle w:val="Compact"/>
             </w:pPr>
             <w:r>
-              <w:t xml:space="preserve">DPO (Claire E. Buanhog)</w:t>
+              <w:t xml:space="preserve">DPO (Indalecio Sacdalan Casasola II)</w:t>
             </w:r>
           </w:p>
         </w:tc>
@@ -2528,7 +2528,7 @@
         <w:t xml:space="preserve"> </w:t>
       </w:r>
       <w:r>
-        <w:t xml:space="preserve">this DPIA is prepared for DPO review and sign-off (Claire E. Buanhog). Two narrow items (cross-event archiving basis; long-lived memory retention basis) are referred to the DPO/counsel for confirmation — see § 2.5.</w:t>
+        <w:t xml:space="preserve">this DPIA is prepared for DPO review and sign-off (Indalecio Sacdalan Casasola II). Two narrow items (cross-event archiving basis; long-lived memory retention basis) are referred to the DPO/counsel for confirmation — see § 2.5.</w:t>
       </w:r>
     </w:p>
     <w:p>
@@ -3893,7 +3893,7 @@
               <w:pStyle w:val="Compact"/>
             </w:pPr>
             <w:r>
-              <w:t xml:space="preserve">Claire E. Buanhog</w:t>
+              <w:t xml:space="preserve">Indalecio Sacdalan Casasola II</w:t>
             </w:r>
           </w:p>
         </w:tc>
@@ -4020,7 +4020,7 @@
           <w:i/>
           <w:iCs/>
         </w:rPr>
-        <w:t xml:space="preserve">This is a compliant baseline prepared ahead of counsel; it is not a substitute for legal review. To be finalized with Claire E. Buanhog (DPO) and PH counsel. The Person-Graph Privacy Policy amendment publishes only after sign-off; the biometric (R-01), vendor-verification (R-03), and minors/legacy (R-05) DPIAs remain outstanding and counsel-first.</w:t>
+        <w:t xml:space="preserve">This is a compliant baseline prepared ahead of counsel; it is not a substitute for legal review. To be finalized with Indalecio Sacdalan Casasola II (DPO) and PH counsel. The Person-Graph Privacy Policy amendment publishes only after sign-off; the biometric (R-01), vendor-verification (R-03), and minors/legacy (R-05) DPIAs remain outstanding and counsel-first.</w:t>
       </w:r>
     </w:p>
     <w:bookmarkEnd w:id="17"/>

--- a/NPC_Compliance/05_DPIA_Register_DRAFT_2026-07-05.docx
+++ b/NPC_Compliance/05_DPIA_Register_DRAFT_2026-07-05.docx
@@ -142,7 +142,7 @@
               <w:pStyle w:val="Compact"/>
             </w:pPr>
             <w:r>
-              <w:t xml:space="preserve">Indalecio Sacdalan Casasola II · [TO CONFIRM — DPO email] · registered (or registration in progress</w:t>
+              <w:t xml:space="preserve">Indalecio Sacdalan Casasola II · iscasasolaii@gmail.com · registered (or registration in progress</w:t>
             </w:r>
             <w:r>
               <w:t xml:space="preserve"> </w:t>
